--- a/implementation_plan_2.docx
+++ b/implementation_plan_2.docx
@@ -15,32 +15,202 @@
         <w:pStyle w:val="Heading1"/>
       </w:pPr>
       <w:r>
-        <w:t>UI Dashboard and Cloud Deployment Implementation Plan</w:t>
+        <w:t>Bengaluru Accident Analysis Integration Plan</w:t>
       </w:r>
     </w:p>
     <w:p>
       <w:r>
-        <w:t>We will expand our accident analysis pipeline by building an interactive **Streamlit Web Application**. This app will allow users to:</w:t>
+        <w:t>We will add a third dataset to our pipeline: **Bengaluru (India) Accident Data**. This integration will cover the entire pipeline (downloading/sampling, preprocessing, model training, geospatial hotspot mapping, and Streamlit dashboard integration).</w:t>
       </w:r>
     </w:p>
     <w:p>
       <w:r>
-        <w:t>1. Select accident inputs (weather, road geometry, speed limits) and run our trained Random Forest and CatBoost models in real-time.</w:t>
+        <w:t>---</w:t>
       </w:r>
     </w:p>
     <w:p>
+      <w:pPr>
+        <w:pStyle w:val="Heading2"/>
+      </w:pPr>
       <w:r>
-        <w:t>2. View and interact with the UK and US hotspot maps.</w:t>
+        <w:t>User Review Required</w:t>
       </w:r>
     </w:p>
     <w:p>
+      <w:pPr>
+        <w:ind w:left="360"/>
+      </w:pPr>
       <w:r>
-        <w:t>3. Examine performance plots and feature importances.</w:t>
+        <w:rPr>
+          <w:b/>
+          <w:color w:val="B40000"/>
+        </w:rPr>
+        <w:t xml:space="preserve">[NOTE] </w:t>
       </w:r>
     </w:p>
     <w:p>
+      <w:pPr>
+        <w:ind w:left="360"/>
+      </w:pPr>
       <w:r>
-        <w:t>4. Easily deploy the application to the cloud.</w:t>
+        <w:rPr>
+          <w:i/>
+        </w:rPr>
+        <w:t>**Bengaluru Data Access &amp; Schema**</w:t>
+      </w:r>
+    </w:p>
+    <w:p>
+      <w:pPr>
+        <w:ind w:left="360"/>
+      </w:pPr>
+      <w:r>
+        <w:rPr>
+          <w:i/>
+        </w:rPr>
+        <w:t>- The pipeline will check for any CSV in the `data/` directory starting with `bengaluru_accidents.csv`.</w:t>
+      </w:r>
+    </w:p>
+    <w:p>
+      <w:pPr>
+        <w:ind w:left="360"/>
+      </w:pPr>
+      <w:r>
+        <w:rPr>
+          <w:i/>
+        </w:rPr>
+        <w:t>- If not found, it will automatically generate a realistic, high-quality synthetic dataset (`data/bengaluru_accidents_sample.csv`, ~10,000 records).</w:t>
+      </w:r>
+    </w:p>
+    <w:p>
+      <w:pPr>
+        <w:ind w:left="360"/>
+      </w:pPr>
+      <w:r>
+        <w:rPr>
+          <w:i/>
+        </w:rPr>
+        <w:t>- To make the geospatial hotspot analysis realistic, the synthetic coordinates will cluster around **six of Bengaluru's most accident-prone traffic junctions**:</w:t>
+      </w:r>
+    </w:p>
+    <w:p>
+      <w:pPr>
+        <w:ind w:left="360"/>
+      </w:pPr>
+      <w:r>
+        <w:rPr>
+          <w:i/>
+        </w:rPr>
+        <w:t>1. **Silk Board Junction** (12.9175, 77.6225)</w:t>
+      </w:r>
+    </w:p>
+    <w:p>
+      <w:pPr>
+        <w:ind w:left="360"/>
+      </w:pPr>
+      <w:r>
+        <w:rPr>
+          <w:i/>
+        </w:rPr>
+        <w:t>2. **Hebbal Flyover** (13.0358, 77.5975)</w:t>
+      </w:r>
+    </w:p>
+    <w:p>
+      <w:pPr>
+        <w:ind w:left="360"/>
+      </w:pPr>
+      <w:r>
+        <w:rPr>
+          <w:i/>
+        </w:rPr>
+        <w:t>3. **Majestic / Kempegowda Bus Station** (12.9766, 77.5726)</w:t>
+      </w:r>
+    </w:p>
+    <w:p>
+      <w:pPr>
+        <w:ind w:left="360"/>
+      </w:pPr>
+      <w:r>
+        <w:rPr>
+          <w:i/>
+        </w:rPr>
+        <w:t>4. **Tin Factory / K.R. Puram** (12.9930, 77.6740)</w:t>
+      </w:r>
+    </w:p>
+    <w:p>
+      <w:pPr>
+        <w:ind w:left="360"/>
+      </w:pPr>
+      <w:r>
+        <w:rPr>
+          <w:i/>
+        </w:rPr>
+        <w:t>5. **Indiranagar Double Road** (12.9719, 77.6412)</w:t>
+      </w:r>
+    </w:p>
+    <w:p>
+      <w:pPr>
+        <w:ind w:left="360"/>
+      </w:pPr>
+      <w:r>
+        <w:rPr>
+          <w:i/>
+        </w:rPr>
+        <w:t>6. **Electronic City Flyover Entrance** (12.8488, 77.6601)</w:t>
+      </w:r>
+    </w:p>
+    <w:p>
+      <w:pPr>
+        <w:ind w:left="360"/>
+      </w:pPr>
+      <w:r>
+        <w:rPr>
+          <w:i/>
+        </w:rPr>
+        <w:t>- **Indian Severity Classes (MORTH standard)**:</w:t>
+      </w:r>
+    </w:p>
+    <w:p>
+      <w:pPr>
+        <w:ind w:left="360"/>
+      </w:pPr>
+      <w:r>
+        <w:rPr>
+          <w:i/>
+        </w:rPr>
+        <w:t>- Fatal</w:t>
+      </w:r>
+    </w:p>
+    <w:p>
+      <w:pPr>
+        <w:ind w:left="360"/>
+      </w:pPr>
+      <w:r>
+        <w:rPr>
+          <w:i/>
+        </w:rPr>
+        <w:t>- Grievous Injury</w:t>
+      </w:r>
+    </w:p>
+    <w:p>
+      <w:pPr>
+        <w:ind w:left="360"/>
+      </w:pPr>
+      <w:r>
+        <w:rPr>
+          <w:i/>
+        </w:rPr>
+        <w:t>- Minor Injury</w:t>
+      </w:r>
+    </w:p>
+    <w:p>
+      <w:pPr>
+        <w:ind w:left="360"/>
+      </w:pPr>
+      <w:r>
+        <w:rPr>
+          <w:i/>
+        </w:rPr>
+        <w:t>- Non-Injury (Property Damage)</w:t>
       </w:r>
     </w:p>
     <w:p>
@@ -61,7 +231,7 @@
         <w:pStyle w:val="Heading3"/>
       </w:pPr>
       <w:r>
-        <w:t>Configuration and Dependencies</w:t>
+        <w:t>Data Pipeline Component</w:t>
       </w:r>
     </w:p>
     <w:p>
@@ -69,12 +239,12 @@
         <w:pStyle w:val="Heading4"/>
       </w:pPr>
       <w:r>
-        <w:t>[MODIFY] [requirements.txt](file:///f:/github/Road-Accident-Severity-Hotspot-Analysis/requirements.txt)</w:t>
+        <w:t>[MODIFY] [downloader.py](file:///f:/github/Road-Accident-Severity-Hotspot-Analysis/src/downloader.py)</w:t>
       </w:r>
     </w:p>
     <w:p>
       <w:r>
-        <w:t>We will append:</w:t>
+        <w:t>Add `check_or_generate_bengaluru_data()`:</w:t>
       </w:r>
     </w:p>
     <w:p>
@@ -82,7 +252,7 @@
         <w:pStyle w:val="ListBullet"/>
       </w:pPr>
       <w:r>
-        <w:t>`streamlit` for the UI dashboard framework</w:t>
+        <w:t>Checks if a dataset file starts with `bengaluru_accidents` in `data/`.</w:t>
       </w:r>
     </w:p>
     <w:p>
@@ -90,7 +260,7 @@
         <w:pStyle w:val="ListBullet"/>
       </w:pPr>
       <w:r>
-        <w:t>`streamlit-folium` to render interactive Folium maps directly inside Streamlit</w:t>
+        <w:t>If missing, generates `data/bengaluru_accidents_sample.csv` with columns:</w:t>
       </w:r>
     </w:p>
     <w:p>
@@ -98,7 +268,108 @@
         <w:pStyle w:val="ListBullet"/>
       </w:pPr>
       <w:r>
-        <w:t>`altair` and `jinja2` (which are required sub-dependencies)</w:t>
+        <w:t>`ID`, `Severity` (values 1 to 4)</w:t>
+      </w:r>
+    </w:p>
+    <w:p>
+      <w:pPr>
+        <w:pStyle w:val="ListBullet"/>
+      </w:pPr>
+      <w:r>
+        <w:t>`Date`, `Time`</w:t>
+      </w:r>
+    </w:p>
+    <w:p>
+      <w:pPr>
+        <w:pStyle w:val="ListBullet"/>
+      </w:pPr>
+      <w:r>
+        <w:t>`Latitude`, `Longitude`</w:t>
+      </w:r>
+    </w:p>
+    <w:p>
+      <w:pPr>
+        <w:pStyle w:val="ListBullet"/>
+      </w:pPr>
+      <w:r>
+        <w:t>`Traffic_Volume` (scaled vehicle density)</w:t>
+      </w:r>
+    </w:p>
+    <w:p>
+      <w:pPr>
+        <w:pStyle w:val="ListBullet"/>
+      </w:pPr>
+      <w:r>
+        <w:t>`Weather_Condition` (Sunny, Rain, Foggy, Overcast)</w:t>
+      </w:r>
+    </w:p>
+    <w:p>
+      <w:pPr>
+        <w:pStyle w:val="ListBullet"/>
+      </w:pPr>
+      <w:r>
+        <w:t>`Road_Condition` (Dry, Wet, Potholes, Under Construction)</w:t>
+      </w:r>
+    </w:p>
+    <w:p>
+      <w:pPr>
+        <w:pStyle w:val="ListBullet"/>
+      </w:pPr>
+      <w:r>
+        <w:t>Infrastructure checkboxes (Speed Breaker, Signal, Junction, Crossing)</w:t>
+      </w:r>
+    </w:p>
+    <w:p>
+      <w:pPr>
+        <w:pStyle w:val="Heading4"/>
+      </w:pPr>
+      <w:r>
+        <w:t>[MODIFY] [data_preprocessing.py](file:///f:/github/Road-Accident-Severity-Hotspot-Analysis/src/data_preprocessing.py)</w:t>
+      </w:r>
+    </w:p>
+    <w:p>
+      <w:r>
+        <w:t>Add `preprocess_bengaluru_data()`:</w:t>
+      </w:r>
+    </w:p>
+    <w:p>
+      <w:pPr>
+        <w:pStyle w:val="ListBullet"/>
+      </w:pPr>
+      <w:r>
+        <w:t>Loads the dataset and cleans coordinates (filters outliers outside Bengaluru's bounding box).</w:t>
+      </w:r>
+    </w:p>
+    <w:p>
+      <w:pPr>
+        <w:pStyle w:val="ListBullet"/>
+      </w:pPr>
+      <w:r>
+        <w:t>Extracts cyclical time features (hour, month, day of week).</w:t>
+      </w:r>
+    </w:p>
+    <w:p>
+      <w:pPr>
+        <w:pStyle w:val="ListBullet"/>
+      </w:pPr>
+      <w:r>
+        <w:t>Mappings for Indian weather and road conditions (specifically capturing potholes and construction zones).</w:t>
+      </w:r>
+    </w:p>
+    <w:p>
+      <w:pPr>
+        <w:pStyle w:val="ListBullet"/>
+      </w:pPr>
+      <w:r>
+        <w:t>Scales numerical features (`Traffic_Volume`).</w:t>
+      </w:r>
+    </w:p>
+    <w:p>
+      <w:pPr>
+        <w:pStyle w:val="ListBullet"/>
+      </w:pPr>
+      <w:r>
+        <w:t>One-hot encodes categories and saves `models/bengaluru_scaler.joblib` and `models/bengaluru_features.joblib`.</w:t>
       </w:r>
     </w:p>
     <w:p>
@@ -111,7 +382,7 @@
         <w:pStyle w:val="Heading3"/>
       </w:pPr>
       <w:r>
-        <w:t>Dashboard Application</w:t>
+        <w:t>Modeling and Geospatial Analysis</w:t>
       </w:r>
     </w:p>
     <w:p>
@@ -119,12 +390,7 @@
         <w:pStyle w:val="Heading4"/>
       </w:pPr>
       <w:r>
-        <w:t>[NEW] [app.py](file:///f:/github/Road-Accident-Severity-Hotspot-Analysis/app.py)</w:t>
-      </w:r>
-    </w:p>
-    <w:p>
-      <w:r>
-        <w:t>A single-file Streamlit web app providing three tabs/views:</w:t>
+        <w:t>[MODIFY] [model_training.py](file:///f:/github/Road-Accident-Severity-Hotspot-Analysis/src/model_training.py)</w:t>
       </w:r>
     </w:p>
     <w:p>
@@ -132,7 +398,7 @@
         <w:pStyle w:val="ListBullet"/>
       </w:pPr>
       <w:r>
-        <w:t>**Severity Predictor**:</w:t>
+        <w:t>Integrate training pipelines for Random Forest and CatBoost on the balanced Bengaluru training dataset (using SMOTE).</w:t>
       </w:r>
     </w:p>
     <w:p>
@@ -140,7 +406,15 @@
         <w:pStyle w:val="ListBullet"/>
       </w:pPr>
       <w:r>
-        <w:t>Interactive forms for UK (Fatal, Serious, Slight) and US (Severity 1-4).</w:t>
+        <w:t>Save metrics reports, confusion matrices (`outputs/bengaluru_random_forest_cm.png`, `outputs/bengaluru_catboost_cm.png`), and feature importances to `outputs/`.</w:t>
+      </w:r>
+    </w:p>
+    <w:p>
+      <w:pPr>
+        <w:pStyle w:val="Heading4"/>
+      </w:pPr>
+      <w:r>
+        <w:t>[MODIFY] [spatial_analysis.py](file:///f:/github/Road-Accident-Severity-Hotspot-Analysis/src/spatial_analysis.py)</w:t>
       </w:r>
     </w:p>
     <w:p>
@@ -148,7 +422,15 @@
         <w:pStyle w:val="ListBullet"/>
       </w:pPr>
       <w:r>
-        <w:t>Select features: speed limit, hour, month, day of week, weather conditions, lighting, and road geometry/infrastructure (Crossing, Junction, Traffic Signal).</w:t>
+        <w:t>Apply 2D Kernel Density Estimation on Bengaluru coordinates and export `outputs/bengaluru_hotspots.html` using Folium, centered around Bengaluru.</w:t>
+      </w:r>
+    </w:p>
+    <w:p>
+      <w:pPr>
+        <w:pStyle w:val="Heading4"/>
+      </w:pPr>
+      <w:r>
+        <w:t>[MODIFY] [main.py](file:///f:/github/Road-Accident-Severity-Hotspot-Analysis/main.py)</w:t>
       </w:r>
     </w:p>
     <w:p>
@@ -156,7 +438,7 @@
         <w:pStyle w:val="ListBullet"/>
       </w:pPr>
       <w:r>
-        <w:t>Dynamically load saved `.joblib` models from the `models/` directory and calculate class probability scores.</w:t>
+        <w:t>Orchestrate `run_bengaluru_pipeline(bengaluru_path, is_sample)`.</w:t>
       </w:r>
     </w:p>
     <w:p>
@@ -164,31 +446,7 @@
         <w:pStyle w:val="ListBullet"/>
       </w:pPr>
       <w:r>
-        <w:t>**Interactive Hotspot Map**:</w:t>
-      </w:r>
-    </w:p>
-    <w:p>
-      <w:pPr>
-        <w:pStyle w:val="ListBullet"/>
-      </w:pPr>
-      <w:r>
-        <w:t>Render the interactive Leaflet HTML maps generated by the pipeline (`uk_hotspots.html` and `us_hotspots.html`).</w:t>
-      </w:r>
-    </w:p>
-    <w:p>
-      <w:pPr>
-        <w:pStyle w:val="ListBullet"/>
-      </w:pPr>
-      <w:r>
-        <w:t>**Model Diagnostics**:</w:t>
-      </w:r>
-    </w:p>
-    <w:p>
-      <w:pPr>
-        <w:pStyle w:val="ListBullet"/>
-      </w:pPr>
-      <w:r>
-        <w:t>Render pre-saved static evaluation plots (Confusion Matrices and Feature Importance rankings).</w:t>
+        <w:t>Output summary of accuracy and F1 scores in console printouts.</w:t>
       </w:r>
     </w:p>
     <w:p>
@@ -201,7 +459,7 @@
         <w:pStyle w:val="Heading3"/>
       </w:pPr>
       <w:r>
-        <w:t>Deployment Configuration</w:t>
+        <w:t>Dashboard Web App</w:t>
       </w:r>
     </w:p>
     <w:p>
@@ -209,12 +467,7 @@
         <w:pStyle w:val="Heading4"/>
       </w:pPr>
       <w:r>
-        <w:t>[NEW] [Dockerfile](file:///f:/github/Road-Accident-Severity-Hotspot-Analysis/Dockerfile)</w:t>
-      </w:r>
-    </w:p>
-    <w:p>
-      <w:r>
-        <w:t>A standardized multi-stage build Dockerfile to host the Streamlit app:</w:t>
+        <w:t>[MODIFY] [app.py](file:///f:/github/Road-Accident-Severity-Hotspot-Analysis/app.py)</w:t>
       </w:r>
     </w:p>
     <w:p>
@@ -222,7 +475,7 @@
         <w:pStyle w:val="ListBullet"/>
       </w:pPr>
       <w:r>
-        <w:t>Installs all dependencies.</w:t>
+        <w:t>**Severity Predictor**: Add "Bengaluru, India (MORTH Schema)" option with custom widgets:</w:t>
       </w:r>
     </w:p>
     <w:p>
@@ -230,7 +483,7 @@
         <w:pStyle w:val="ListBullet"/>
       </w:pPr>
       <w:r>
-        <w:t>Runs `main.py` during build time or setup to ensure UK datasets are downloaded, US sample datasets are created, and models are trained.</w:t>
+        <w:t>Road Conditions: dry, wet, potholes, construction.</w:t>
       </w:r>
     </w:p>
     <w:p>
@@ -238,30 +491,7 @@
         <w:pStyle w:val="ListBullet"/>
       </w:pPr>
       <w:r>
-        <w:t>Exposes port `8501` to run Streamlit.</w:t>
-      </w:r>
-    </w:p>
-    <w:p>
-      <w:r>
-        <w:t>---</w:t>
-      </w:r>
-    </w:p>
-    <w:p>
-      <w:pPr>
-        <w:pStyle w:val="Heading2"/>
-      </w:pPr>
-      <w:r>
-        <w:t>Cloud Deployment Options</w:t>
-      </w:r>
-    </w:p>
-    <w:p>
-      <w:r>
-        <w:t>We will provide documentation guiding you through three major deployment methods:</w:t>
-      </w:r>
-    </w:p>
-    <w:p>
-      <w:r>
-        <w:t>1. **Streamlit Community Cloud (Recommended - Free)**</w:t>
+        <w:t>Presence of speed breakers, traffic volume, etc.</w:t>
       </w:r>
     </w:p>
     <w:p>
@@ -269,7 +499,7 @@
         <w:pStyle w:val="ListBullet"/>
       </w:pPr>
       <w:r>
-        <w:t>Simply push the repo to GitHub.</w:t>
+        <w:t>Predict severity (Fatal, Grievous, Minor, Non-Injury).</w:t>
       </w:r>
     </w:p>
     <w:p>
@@ -277,12 +507,7 @@
         <w:pStyle w:val="ListBullet"/>
       </w:pPr>
       <w:r>
-        <w:t>Log into [Streamlit Cloud](https://share.streamlit.io/) and select the repo. It deploys in seconds.</w:t>
-      </w:r>
-    </w:p>
-    <w:p>
-      <w:r>
-        <w:t>2. **Hugging Face Spaces (Free)**</w:t>
+        <w:t>**Interactive Hotspot Maps**: Add "Bengaluru, India" map explorer.</w:t>
       </w:r>
     </w:p>
     <w:p>
@@ -290,28 +515,7 @@
         <w:pStyle w:val="ListBullet"/>
       </w:pPr>
       <w:r>
-        <w:t>Create a Hugging Face Space with the Docker SDK.</w:t>
-      </w:r>
-    </w:p>
-    <w:p>
-      <w:pPr>
-        <w:pStyle w:val="ListBullet"/>
-      </w:pPr>
-      <w:r>
-        <w:t>Push this codebase (including `Dockerfile`). It builds and deploys automatically.</w:t>
-      </w:r>
-    </w:p>
-    <w:p>
-      <w:r>
-        <w:t>3. **Render / Fly.io / GCP (Standard Cloud)**</w:t>
-      </w:r>
-    </w:p>
-    <w:p>
-      <w:pPr>
-        <w:pStyle w:val="ListBullet"/>
-      </w:pPr>
-      <w:r>
-        <w:t>Deploy as a web service using the provided `Dockerfile`.</w:t>
+        <w:t>**Model Insights &amp; Diagnostics**: Add Bengaluru metrics and plots.</w:t>
       </w:r>
     </w:p>
     <w:p>
@@ -332,17 +536,12 @@
         <w:pStyle w:val="Heading3"/>
       </w:pPr>
       <w:r>
-        <w:t>Automated/Manual Verification</w:t>
+        <w:t>Automated Verification</w:t>
       </w:r>
     </w:p>
     <w:p>
       <w:r>
-        <w:t>1. Install Streamlit and streamlit-folium: `pip install -r requirements.txt`.</w:t>
-      </w:r>
-    </w:p>
-    <w:p>
-      <w:r>
-        <w:t>2. Run the application locally:</w:t>
+        <w:t>Run:</w:t>
       </w:r>
     </w:p>
     <w:p>
@@ -354,22 +553,54 @@
           <w:rFonts w:ascii="Courier New" w:hAnsi="Courier New"/>
           <w:sz w:val="19"/>
         </w:rPr>
-        <w:t xml:space="preserve">   streamlit run app.py</w:t>
+        <w:t>python main.py</w:t>
       </w:r>
     </w:p>
     <w:p>
       <w:r>
-        <w:t>3. Verify the browser opens `http://localhost:8501`.</w:t>
+        <w:t>And check that:</w:t>
+      </w:r>
+    </w:p>
+    <w:p>
+      <w:pPr>
+        <w:pStyle w:val="ListBullet"/>
+      </w:pPr>
+      <w:r>
+        <w:t>`bengaluru_accidents_sample.csv` is correctly generated.</w:t>
+      </w:r>
+    </w:p>
+    <w:p>
+      <w:pPr>
+        <w:pStyle w:val="ListBullet"/>
+      </w:pPr>
+      <w:r>
+        <w:t>All models train and serialize successfully (joblibs written).</w:t>
+      </w:r>
+    </w:p>
+    <w:p>
+      <w:pPr>
+        <w:pStyle w:val="ListBullet"/>
+      </w:pPr>
+      <w:r>
+        <w:t>`bengaluru_hotspots.html` maps are generated successfully.</w:t>
+      </w:r>
+    </w:p>
+    <w:p>
+      <w:pPr>
+        <w:pStyle w:val="Heading3"/>
+      </w:pPr>
+      <w:r>
+        <w:t>Manual Verification</w:t>
       </w:r>
     </w:p>
     <w:p>
       <w:r>
-        <w:t>4. Test severity prediction widgets and verify predictions work correctly.</w:t>
+        <w:t>1. Run `python -m streamlit run app.py` (which is currently running on port 8502).</w:t>
       </w:r>
     </w:p>
     <w:p>
       <w:r>
-        <w:t>5. Check if the Folium maps render and zoom smoothly.</w:t>
+        <w:t>2. Test the new Bengaluru predictors, verify Folium map load times, and view insights.</w:t>
       </w:r>
     </w:p>
     <w:sectPr>
